--- a/app/docx_templates/SEGURO.docx
+++ b/app/docx_templates/SEGURO.docx
@@ -113,7 +113,20 @@
         <w:rPr>
           <w:sz w:val="24"/>
         </w:rPr>
-        <w:t>&lt;name_id&gt;</w:t>
+        <w:t>{{</w:t>
+      </w:r>
+      <w:r>
+        <w:rPr>
+          <w:sz w:val="24"/>
+        </w:rPr>
+        <w:t>name_id</w:t>
+      </w:r>
+      <w:r>
+        <w:rPr>
+          <w:sz w:val="24"/>
+          <w:u w:val="single"/>
+        </w:rPr>
+        <w:t>}}</w:t>
       </w:r>
       <w:r>
         <w:rPr>
@@ -138,7 +151,26 @@
         <w:rPr>
           <w:sz w:val="24"/>
         </w:rPr>
-        <w:t xml:space="preserve">&lt;cpf_id&gt; </w:t>
+        <w:t>{{</w:t>
+      </w:r>
+      <w:r>
+        <w:rPr>
+          <w:sz w:val="24"/>
+        </w:rPr>
+        <w:t>cpf_id</w:t>
+      </w:r>
+      <w:r>
+        <w:rPr>
+          <w:sz w:val="24"/>
+          <w:u w:val="single"/>
+        </w:rPr>
+        <w:t>}}</w:t>
+      </w:r>
+      <w:r>
+        <w:rPr>
+          <w:sz w:val="24"/>
+        </w:rPr>
+        <w:t xml:space="preserve"> </w:t>
       </w:r>
       <w:r>
         <w:rPr>
@@ -151,20 +183,47 @@
           <w:rFonts w:ascii="Arial MT" w:hAnsi="Arial MT"/>
           <w:sz w:val="24"/>
         </w:rPr>
-        <w:t>&lt;cargo_id&gt;</w:t>
+        <w:t>{{</w:t>
       </w:r>
       <w:r>
         <w:rPr>
           <w:rFonts w:ascii="Arial MT" w:hAnsi="Arial MT"/>
           <w:sz w:val="24"/>
         </w:rPr>
+        <w:t>cargo_id</w:t>
+      </w:r>
+      <w:r>
+        <w:rPr>
+          <w:rFonts w:ascii="Arial MT" w:hAnsi="Arial MT"/>
+          <w:sz w:val="24"/>
+        </w:rPr>
+        <w:t>}}</w:t>
+      </w:r>
+      <w:r>
+        <w:rPr>
+          <w:rFonts w:ascii="Arial MT" w:hAnsi="Arial MT"/>
+          <w:sz w:val="24"/>
+        </w:rPr>
         <w:t xml:space="preserve"> na empresa </w:t>
       </w:r>
       <w:r>
         <w:rPr>
           <w:sz w:val="24"/>
         </w:rPr>
-        <w:t>&lt;empresa_id&gt;</w:t>
+        <w:t>{{</w:t>
+      </w:r>
+      <w:r>
+        <w:rPr>
+          <w:sz w:val="24"/>
+        </w:rPr>
+        <w:t>empresa_id</w:t>
+      </w:r>
+      <w:r>
+        <w:rPr>
+          <w:sz w:val="24"/>
+          <w:u w:val="single"/>
+        </w:rPr>
+        <w:t>}}</w:t>
       </w:r>
       <w:r>
         <w:rPr>
@@ -176,7 +235,26 @@
         <w:rPr>
           <w:sz w:val="24"/>
         </w:rPr>
-        <w:t xml:space="preserve"> &lt;date_id&gt;</w:t>
+        <w:t xml:space="preserve"> </w:t>
+      </w:r>
+      <w:r>
+        <w:rPr>
+          <w:sz w:val="24"/>
+        </w:rPr>
+        <w:t>{{</w:t>
+      </w:r>
+      <w:r>
+        <w:rPr>
+          <w:sz w:val="24"/>
+        </w:rPr>
+        <w:t>date_id</w:t>
+      </w:r>
+      <w:r>
+        <w:rPr>
+          <w:sz w:val="24"/>
+          <w:u w:val="single"/>
+        </w:rPr>
+        <w:t>}}</w:t>
       </w:r>
     </w:p>
     <w:p>
@@ -304,13 +382,33 @@
         <w:rPr>
           <w:sz w:val="24"/>
         </w:rPr>
-        <w:t>&lt;mes_id&gt;</w:t>
-      </w:r>
-      <w:r>
-        <w:rPr>
-          <w:sz w:val="24"/>
-        </w:rPr>
-        <w:t xml:space="preserve"> de</w:t>
+        <w:t>{{</w:t>
+      </w:r>
+      <w:r>
+        <w:rPr>
+          <w:sz w:val="24"/>
+        </w:rPr>
+        <w:t>mes_id</w:t>
+      </w:r>
+      <w:r>
+        <w:rPr>
+          <w:sz w:val="24"/>
+          <w:u w:val="single"/>
+        </w:rPr>
+        <w:t>}}</w:t>
+      </w:r>
+      <w:r>
+        <w:rPr>
+          <w:sz w:val="24"/>
+          <w:u w:val="single"/>
+        </w:rPr>
+        <w:t xml:space="preserve"> </w:t>
+      </w:r>
+      <w:r>
+        <w:rPr>
+          <w:sz w:val="24"/>
+        </w:rPr>
+        <w:t>de</w:t>
       </w:r>
       <w:r>
         <w:rPr>
@@ -441,7 +539,7 @@
           </mc:Choice>
           <mc:Fallback>
             <w:pict>
-              <v:shape w14:anchorId="628C49DD" id="Graphic 1" o:spid="_x0000_s1026" style="position:absolute;margin-left:162.95pt;margin-top:19.35pt;width:269.5pt;height:.1pt;z-index:-15728640;visibility:visible;mso-wrap-style:square;mso-wrap-distance-left:0;mso-wrap-distance-top:0;mso-wrap-distance-right:0;mso-wrap-distance-bottom:0;mso-position-horizontal:absolute;mso-position-horizontal-relative:page;mso-position-vertical:absolute;mso-position-vertical-relative:text;v-text-anchor:top" coordsize="3422650,1270" o:gfxdata="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" path="m,l3422616,e" filled="f" strokeweight=".15808mm">
+              <v:shape w14:anchorId="0072D0D9" id="Graphic 1" o:spid="_x0000_s1026" style="position:absolute;margin-left:162.95pt;margin-top:19.35pt;width:269.5pt;height:.1pt;z-index:-15728640;visibility:visible;mso-wrap-style:square;mso-wrap-distance-left:0;mso-wrap-distance-top:0;mso-wrap-distance-right:0;mso-wrap-distance-bottom:0;mso-position-horizontal:absolute;mso-position-horizontal-relative:page;mso-position-vertical:absolute;mso-position-vertical-relative:text;v-text-anchor:top" coordsize="3422650,1270" o:gfxdata="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" path="m,l3422616,e" filled="f" strokeweight=".15808mm">
                 <v:path arrowok="t"/>
                 <w10:wrap type="topAndBottom" anchorx="page"/>
               </v:shape>
@@ -903,7 +1001,6 @@
   <w:style w:type="character" w:default="1" w:styleId="Fontepargpadro">
     <w:name w:val="Default Paragraph Font"/>
     <w:uiPriority w:val="1"/>
-    <w:semiHidden/>
     <w:unhideWhenUsed/>
   </w:style>
   <w:style w:type="table" w:default="1" w:styleId="Tabelanormal">

--- a/app/docx_templates/SEGURO.docx
+++ b/app/docx_templates/SEGURO.docx
@@ -349,6 +349,7 @@
         <w:jc w:val="both"/>
         <w:rPr>
           <w:sz w:val="24"/>
+          <w:u w:val="single"/>
         </w:rPr>
       </w:pPr>
       <w:r>
@@ -366,56 +367,49 @@
       </w:r>
       <w:r>
         <w:rPr>
-          <w:sz w:val="24"/>
-        </w:rPr>
-        <w:tab/>
-        <w:t>de</w:t>
+          <w:rFonts w:ascii="Arial MT"/>
+        </w:rPr>
+        <w:t xml:space="preserve"> </w:t>
+      </w:r>
+      <w:r>
+        <w:rPr>
+          <w:sz w:val="24"/>
+        </w:rPr>
+        <w:t>{{</w:t>
+      </w:r>
+      <w:r>
+        <w:rPr>
+          <w:sz w:val="24"/>
+          <w:u w:val="single"/>
+        </w:rPr>
+        <w:t>datetoday_id</w:t>
+      </w:r>
+      <w:r>
+        <w:rPr>
+          <w:sz w:val="24"/>
+        </w:rPr>
+        <w:t>}}</w:t>
+      </w:r>
+      <w:r>
+        <w:rPr>
+          <w:sz w:val="24"/>
+          <w:u w:val="single"/>
+        </w:rPr>
+        <w:t xml:space="preserve"> </w:t>
+      </w:r>
+      <w:r>
+        <w:rPr>
+          <w:sz w:val="24"/>
+          <w:u w:val="single"/>
+        </w:rPr>
+        <w:t xml:space="preserve"> </w:t>
       </w:r>
       <w:r>
         <w:rPr>
           <w:spacing w:val="-2"/>
           <w:sz w:val="24"/>
         </w:rPr>
-        <w:t xml:space="preserve"> </w:t>
-      </w:r>
-      <w:r>
-        <w:rPr>
-          <w:sz w:val="24"/>
-        </w:rPr>
-        <w:t>{{</w:t>
-      </w:r>
-      <w:r>
-        <w:rPr>
-          <w:sz w:val="24"/>
-        </w:rPr>
-        <w:t>mes_id</w:t>
-      </w:r>
-      <w:r>
-        <w:rPr>
-          <w:sz w:val="24"/>
-          <w:u w:val="single"/>
-        </w:rPr>
-        <w:t>}}</w:t>
-      </w:r>
-      <w:r>
-        <w:rPr>
-          <w:sz w:val="24"/>
-          <w:u w:val="single"/>
-        </w:rPr>
-        <w:t xml:space="preserve"> </w:t>
-      </w:r>
-      <w:r>
-        <w:rPr>
-          <w:sz w:val="24"/>
-        </w:rPr>
-        <w:t>de</w:t>
-      </w:r>
-      <w:r>
-        <w:rPr>
-          <w:spacing w:val="-2"/>
-          <w:sz w:val="24"/>
-        </w:rPr>
-        <w:t xml:space="preserve"> 2025.</w:t>
+        <w:t>.</w:t>
       </w:r>
     </w:p>
     <w:p>
@@ -539,7 +533,7 @@
           </mc:Choice>
           <mc:Fallback>
             <w:pict>
-              <v:shape w14:anchorId="0072D0D9" id="Graphic 1" o:spid="_x0000_s1026" style="position:absolute;margin-left:162.95pt;margin-top:19.35pt;width:269.5pt;height:.1pt;z-index:-15728640;visibility:visible;mso-wrap-style:square;mso-wrap-distance-left:0;mso-wrap-distance-top:0;mso-wrap-distance-right:0;mso-wrap-distance-bottom:0;mso-position-horizontal:absolute;mso-position-horizontal-relative:page;mso-position-vertical:absolute;mso-position-vertical-relative:text;v-text-anchor:top" coordsize="3422650,1270" o:gfxdata="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" path="m,l3422616,e" filled="f" strokeweight=".15808mm">
+              <v:shape w14:anchorId="04B0F017" id="Graphic 1" o:spid="_x0000_s1026" style="position:absolute;margin-left:162.95pt;margin-top:19.35pt;width:269.5pt;height:.1pt;z-index:-15728640;visibility:visible;mso-wrap-style:square;mso-wrap-distance-left:0;mso-wrap-distance-top:0;mso-wrap-distance-right:0;mso-wrap-distance-bottom:0;mso-position-horizontal:absolute;mso-position-horizontal-relative:page;mso-position-vertical:absolute;mso-position-vertical-relative:text;v-text-anchor:top" coordsize="3422650,1270" o:gfxdata="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" path="m,l3422616,e" filled="f" strokeweight=".15808mm">
                 <v:path arrowok="t"/>
                 <w10:wrap type="topAndBottom" anchorx="page"/>
               </v:shape>
